--- a/downloads/teacher/05 Materials/Unit 01/Handouts/Handout 01.08 - Lab Reflection.docx
+++ b/downloads/teacher/05 Materials/Unit 01/Handouts/Handout 01.08 - Lab Reflection.docx
@@ -469,17 +469,6 @@
       </w:r>
       <w:r>
         <w:t xml:space="preserve">”</w:t>
-      </w:r>
-    </w:p>
-    <w:p>
-      <w:pPr>
-        <w:pStyle w:val="BodyText"/>
-      </w:pPr>
-      <w:r>
-        <w:rPr>
-          <w:rStyle w:val="TeacherNote"/>
-        </w:rPr>
-        <w:t xml:space="preserve">[Sal: your original reflection had four parts, recall, critical thinking, personal, real world. This keeps the shape and adds the rubric link so the reflection is the Objective 3 score, not extra work.]</w:t>
       </w:r>
     </w:p>
     <w:sectPr>
